--- a/Диафантовы уравнения.docx
+++ b/Диафантовы уравнения.docx
@@ -20,7 +20,23 @@
           <w:szCs w:val="28"/>
           <w:lang w:val="ru-RU"/>
         </w:rPr>
-        <w:t>Диофантовы</w:t>
+        <w:t>Ди</w:t>
+      </w:r>
+      <w:r>
+        <w:rPr>
+          <w:rFonts w:cs="Times New Roman"/>
+          <w:szCs w:val="28"/>
+          <w:lang w:val="ru-RU"/>
+        </w:rPr>
+        <w:t>а</w:t>
+      </w:r>
+      <w:r>
+        <w:rPr>
+          <w:rFonts w:cs="Times New Roman"/>
+          <w:szCs w:val="28"/>
+          <w:lang w:val="ru-RU"/>
+        </w:rPr>
+        <w:t>фантовы</w:t>
       </w:r>
       <w:proofErr w:type="spellEnd"/>
       <w:r>
@@ -95,7 +111,25 @@
           <w:szCs w:val="28"/>
           <w:lang w:val="ru-RU"/>
         </w:rPr>
-        <w:t>диофантова</w:t>
+        <w:t>ди</w:t>
+      </w:r>
+      <w:r>
+        <w:rPr>
+          <w:rFonts w:ascii="Times New Roman" w:hAnsi="Times New Roman" w:cs="Times New Roman"/>
+          <w:sz w:val="28"/>
+          <w:szCs w:val="28"/>
+          <w:lang w:val="ru-RU"/>
+        </w:rPr>
+        <w:t>а</w:t>
+      </w:r>
+      <w:r>
+        <w:rPr>
+          <w:rFonts w:ascii="Times New Roman" w:hAnsi="Times New Roman" w:cs="Times New Roman"/>
+          <w:sz w:val="28"/>
+          <w:szCs w:val="28"/>
+          <w:lang w:val="ru-RU"/>
+        </w:rPr>
+        <w:t>фантова</w:t>
       </w:r>
       <w:proofErr w:type="spellEnd"/>
       <w:r>
@@ -383,19 +417,8 @@
           <w:szCs w:val="28"/>
           <w:lang w:val="ru-RU"/>
         </w:rPr>
-        <w:t xml:space="preserve"> = </w:t>
-      </w:r>
-      <w:proofErr w:type="gramStart"/>
-      <w:r>
-        <w:rPr>
-          <w:rFonts w:ascii="Times New Roman" w:hAnsi="Times New Roman" w:cs="Times New Roman"/>
-          <w:sz w:val="28"/>
-          <w:szCs w:val="28"/>
-          <w:lang w:val="ru-RU"/>
-        </w:rPr>
-        <w:t>НОД(</w:t>
-      </w:r>
-      <w:proofErr w:type="gramEnd"/>
+        <w:t xml:space="preserve"> = НОД(</w:t>
+      </w:r>
       <w:r>
         <w:rPr>
           <w:rFonts w:ascii="Times New Roman" w:hAnsi="Times New Roman" w:cs="Times New Roman"/>
@@ -919,7 +942,6 @@
         </w:rPr>
         <w:t>/</w:t>
       </w:r>
-      <w:proofErr w:type="gramStart"/>
       <w:r>
         <w:rPr>
           <w:rFonts w:ascii="Times New Roman" w:hAnsi="Times New Roman" w:cs="Times New Roman"/>
@@ -937,7 +959,6 @@
         </w:rPr>
         <w:t>)·</w:t>
       </w:r>
-      <w:proofErr w:type="gramEnd"/>
       <w:r>
         <w:rPr>
           <w:rFonts w:ascii="Times New Roman" w:hAnsi="Times New Roman" w:cs="Times New Roman"/>
@@ -1006,7 +1027,6 @@
         </w:rPr>
         <w:t>/</w:t>
       </w:r>
-      <w:proofErr w:type="gramStart"/>
       <w:r>
         <w:rPr>
           <w:rFonts w:ascii="Times New Roman" w:hAnsi="Times New Roman" w:cs="Times New Roman"/>
@@ -1024,7 +1044,6 @@
         </w:rPr>
         <w:t>)·</w:t>
       </w:r>
-      <w:proofErr w:type="gramEnd"/>
       <w:r>
         <w:rPr>
           <w:rFonts w:ascii="Times New Roman" w:hAnsi="Times New Roman" w:cs="Times New Roman"/>
@@ -1181,67 +1200,7 @@
           <w:szCs w:val="28"/>
           <w:lang w:val="ru-RU"/>
         </w:rPr>
-        <w:t xml:space="preserve"> = 9. * </w:t>
-      </w:r>
-      <w:proofErr w:type="gramStart"/>
-      <w:r>
-        <w:rPr>
-          <w:rFonts w:ascii="Times New Roman" w:hAnsi="Times New Roman" w:cs="Times New Roman"/>
-          <w:sz w:val="28"/>
-          <w:szCs w:val="28"/>
-          <w:lang w:val="ru-RU"/>
-        </w:rPr>
-        <w:t>НОД(</w:t>
-      </w:r>
-      <w:proofErr w:type="gramEnd"/>
-      <w:r>
-        <w:rPr>
-          <w:rFonts w:ascii="Times New Roman" w:hAnsi="Times New Roman" w:cs="Times New Roman"/>
-          <w:sz w:val="28"/>
-          <w:szCs w:val="28"/>
-          <w:lang w:val="ru-RU"/>
-        </w:rPr>
-        <w:t>15,</w:t>
-      </w:r>
-      <w:proofErr w:type="gramStart"/>
-      <w:r>
-        <w:rPr>
-          <w:rFonts w:ascii="Times New Roman" w:hAnsi="Times New Roman" w:cs="Times New Roman"/>
-          <w:sz w:val="28"/>
-          <w:szCs w:val="28"/>
-          <w:lang w:val="ru-RU"/>
-        </w:rPr>
-        <w:t>6)=</w:t>
-      </w:r>
-      <w:proofErr w:type="gramEnd"/>
-      <w:r>
-        <w:rPr>
-          <w:rFonts w:ascii="Times New Roman" w:hAnsi="Times New Roman" w:cs="Times New Roman"/>
-          <w:sz w:val="28"/>
-          <w:szCs w:val="28"/>
-          <w:lang w:val="ru-RU"/>
-        </w:rPr>
-        <w:t>3, 9 делится на 3 → решения есть. * Частное решение 15·1 + 6</w:t>
-      </w:r>
-      <w:proofErr w:type="gramStart"/>
-      <w:r>
-        <w:rPr>
-          <w:rFonts w:ascii="Times New Roman" w:hAnsi="Times New Roman" w:cs="Times New Roman"/>
-          <w:sz w:val="28"/>
-          <w:szCs w:val="28"/>
-          <w:lang w:val="ru-RU"/>
-        </w:rPr>
-        <w:t>·(</w:t>
-      </w:r>
-      <w:proofErr w:type="gramEnd"/>
-      <w:r>
-        <w:rPr>
-          <w:rFonts w:ascii="Times New Roman" w:hAnsi="Times New Roman" w:cs="Times New Roman"/>
-          <w:sz w:val="28"/>
-          <w:szCs w:val="28"/>
-          <w:lang w:val="ru-RU"/>
-        </w:rPr>
-        <w:t>−2) = 3 → (</w:t>
+        <w:t xml:space="preserve"> = 9. * НОД(15,6)=3, 9 делится на 3 → решения есть. * Частное решение 15·1 + 6·(−2) = 3 → (</w:t>
       </w:r>
       <w:r>
         <w:rPr>
@@ -1251,7 +1210,6 @@
         </w:rPr>
         <w:t>x</w:t>
       </w:r>
-      <w:proofErr w:type="gramStart"/>
       <w:r>
         <w:rPr>
           <w:rFonts w:ascii="Times New Roman" w:hAnsi="Times New Roman" w:cs="Times New Roman"/>
@@ -1269,7 +1227,6 @@
         </w:rPr>
         <w:t>y</w:t>
       </w:r>
-      <w:proofErr w:type="gramEnd"/>
       <w:r>
         <w:rPr>
           <w:rFonts w:ascii="Times New Roman" w:hAnsi="Times New Roman" w:cs="Times New Roman"/>
@@ -1495,7 +1452,6 @@
         </w:rPr>
         <w:t xml:space="preserve">Линейные уравнения: </w:t>
       </w:r>
-      <w:proofErr w:type="gramStart"/>
       <w:r>
         <w:rPr>
           <w:rFonts w:ascii="Times New Roman" w:hAnsi="Times New Roman" w:cs="Times New Roman"/>
@@ -1513,7 +1469,6 @@
         </w:rPr>
         <w:t>(</w:t>
       </w:r>
-      <w:proofErr w:type="gramEnd"/>
       <w:r>
         <w:rPr>
           <w:rFonts w:ascii="Times New Roman" w:hAnsi="Times New Roman" w:cs="Times New Roman"/>
@@ -1556,7 +1511,6 @@
         </w:rPr>
         <w:t>a</w:t>
       </w:r>
-      <w:proofErr w:type="gramStart"/>
       <w:r>
         <w:rPr>
           <w:rFonts w:ascii="Times New Roman" w:hAnsi="Times New Roman" w:cs="Times New Roman"/>
@@ -1566,7 +1520,6 @@
         </w:rPr>
         <w:t>|,|</w:t>
       </w:r>
-      <w:proofErr w:type="gramEnd"/>
       <w:r>
         <w:rPr>
           <w:rFonts w:ascii="Times New Roman" w:hAnsi="Times New Roman" w:cs="Times New Roman"/>
@@ -1910,7 +1863,25 @@
           <w:szCs w:val="20"/>
           <w:lang w:val="ru-RU"/>
         </w:rPr>
-        <w:t>РешитьЛинейноеДиофантово</w:t>
+        <w:t>РешитьЛинейноеДи</w:t>
+      </w:r>
+      <w:r>
+        <w:rPr>
+          <w:rStyle w:val="VerbatimChar"/>
+          <w:sz w:val="20"/>
+          <w:szCs w:val="20"/>
+          <w:lang w:val="ru-RU"/>
+        </w:rPr>
+        <w:t>а</w:t>
+      </w:r>
+      <w:r>
+        <w:rPr>
+          <w:rStyle w:val="VerbatimChar"/>
+          <w:sz w:val="20"/>
+          <w:szCs w:val="20"/>
+          <w:lang w:val="ru-RU"/>
+        </w:rPr>
+        <w:t>фантово</w:t>
       </w:r>
       <w:proofErr w:type="spellEnd"/>
       <w:r>
